--- a/LibraryHomework/面向对象程序设计C__设计报告.docx
+++ b/LibraryHomework/面向对象程序设计C__设计报告.docx
@@ -1,5 +1,46 @@
 
-<file path=word/document.xml><?xml version="1.0" encoding="utf-8"?>
+<file path=docProps\app.xml><?xml version="1.0" encoding="utf-8"?>
+<Properties xmlns="http://schemas.openxmlformats.org/officeDocument/2006/extended-properties" xmlns:vt="http://schemas.openxmlformats.org/officeDocument/2006/docPropsVTypes">
+  <Template>Normal.dotm</Template>
+  <Pages>3</Pages>
+  <Words>935</Words>
+  <Characters>1251</Characters>
+  <Lines>0</Lines>
+  <Paragraphs>0</Paragraphs>
+  <TotalTime>59</TotalTime>
+  <ScaleCrop>false</ScaleCrop>
+  <LinksUpToDate>false</LinksUpToDate>
+  <CharactersWithSpaces>1422</CharactersWithSpaces>
+  <Application>WPS Office_12.1.0.28505_F1E327BC-269C-435d-A152-05C5408002CA</Application>
+  <DocSecurity>0</DocSecurity>
+</Properties>
+</file>
+
+<file path=docProps\core.xml><?xml version="1.0" encoding="utf-8"?>
+<cp:coreProperties xmlns:cp="http://schemas.openxmlformats.org/package/2006/metadata/core-properties" xmlns:dc="http://purl.org/dc/elements/1.1/" xmlns:dcterms="http://purl.org/dc/terms/" xmlns:dcmitype="http://purl.org/dc/dcmitype/" xmlns:xsi="http://www.w3.org/2001/XMLSchema-instance">
+  <dcterms:created xsi:type="dcterms:W3CDTF">2025-09-03T02:35:00Z</dcterms:created>
+  <dc:creator>月光馆</dc:creator>
+  <cp:lastModifiedBy>久故  寂しい</cp:lastModifiedBy>
+  <dcterms:modified xsi:type="dcterms:W3CDTF">2026-10-01T04:28:03Z</dcterms:modified>
+  <cp:revision>1</cp:revision>
+</cp:coreProperties>
+</file>
+
+<file path=docProps\custom.xml><?xml version="1.0" encoding="utf-8"?>
+<Properties xmlns="http://schemas.openxmlformats.org/officeDocument/2006/custom-properties" xmlns:vt="http://schemas.openxmlformats.org/officeDocument/2006/docPropsVTypes">
+  <property fmtid="{D5CDD505-2E9C-101B-9397-08002B2CF9AE}" pid="2" name="KSOProductBuildVer">
+    <vt:lpwstr>2052-12.1.0.28505</vt:lpwstr>
+  </property>
+  <property fmtid="{D5CDD505-2E9C-101B-9397-08002B2CF9AE}" pid="3" name="ICV">
+    <vt:lpwstr>13400C6240B2424D91596594DF8E8F3D_11</vt:lpwstr>
+  </property>
+  <property fmtid="{D5CDD505-2E9C-101B-9397-08002B2CF9AE}" pid="4" name="KSOTemplateDocerSaveRecord">
+    <vt:lpwstr>eyJoZGlkIjoiMWMxMGI0MGZlMzBmNTllZWU0MDM5MDIzZjczZjJhYzQiLCJ1c2VySWQiOiIxMTUzMzA0NTk4In0=</vt:lpwstr>
+  </property>
+</Properties>
+</file>
+
+<file path=word\document.xml><?xml version="1.0" encoding="utf-8"?>
 <w:document xmlns:wpc="http://schemas.microsoft.com/office/word/2010/wordprocessingCanvas" xmlns:cx="http://schemas.microsoft.com/office/drawing/2014/chartex" xmlns:cx1="http://schemas.microsoft.com/office/drawing/2015/9/8/chartex" xmlns:cx2="http://schemas.microsoft.com/office/drawing/2015/10/21/chartex" xmlns:cx3="http://schemas.microsoft.com/office/drawing/2016/5/9/chartex" xmlns:cx4="http://schemas.microsoft.com/office/drawing/2016/5/10/chartex" xmlns:cx5="http://schemas.microsoft.com/office/drawing/2016/5/11/chartex" xmlns:cx6="http://schemas.microsoft.com/office/drawing/2016/5/12/chartex" xmlns:cx7="http://schemas.microsoft.com/office/drawing/2016/5/13/chartex" xmlns:cx8="http://schemas.microsoft.com/office/drawing/2016/5/14/chartex" xmlns:mc="http://schemas.openxmlformats.org/markup-compatibility/2006" xmlns:o="urn:schemas-microsoft-com:office:office" xmlns:r="http://schemas.openxmlformats.org/officeDocument/2006/relationships" xmlns:m="http://schemas.openxmlformats.org/officeDocument/2006/math" xmlns:v="urn:schemas-microsoft-com:vml" xmlns:wp14="http://schemas.microsoft.com/office/word/2010/wordprocessingDrawing" xmlns:wp="http://schemas.openxmlformats.org/drawingml/2006/wordprocessingDrawing" xmlns:w="http://schemas.openxmlformats.org/wordprocessingml/2006/main" xmlns:w14="http://schemas.microsoft.com/office/word/2010/wordml" xmlns:w10="urn:schemas-microsoft-com:office:word" xmlns:w15="http://schemas.microsoft.com/office/word/2012/wordml" xmlns:wpg="http://schemas.microsoft.com/office/word/2010/wordprocessingGroup" xmlns:wpi="http://schemas.microsoft.com/office/word/2010/wordprocessingInk" xmlns:wne="http://schemas.microsoft.com/office/word/2006/wordml" xmlns:wps="http://schemas.microsoft.com/office/word/2010/wordprocessingShape" xmlns:wpsCustomData="http://www.wps.cn/officeDocument/2013/wpsCustomData" mc:Ignorable="w14 w15 wp14">
   <w:body>
     <w:p>
@@ -373,7 +414,7 @@
         <w:rPr>
           <w:rFonts w:hint="eastAsia"/>
         </w:rPr>
-        <w:t>版本控制：使用 Git 管理代码（本地仓库 F:\Warehouse，远程分支 origin/main，实验至今共 7 次提交，提交记录见附录图 9）</w:t>
+        <w:t>版本控制：使用 Git 管理代码（本地仓库 F:\Warehouse，远程分支 origin/main，实验期间共 11 次提交，提交记录见附录图 10）</w:t>
       </w:r>
     </w:p>
     <w:p>
@@ -476,7 +517,7 @@
         <w:rPr>
           <w:rFonts w:hint="eastAsia"/>
         </w:rPr>
-        <w:t>（1）图书入库与展示：创建图书对象（书名、作者、出版年份、出版社、页数、定价）并通过 Book::addBook() 放入“书库”，调用 Book::showbook() 可以查看书库中所有图书的完整信息和“可借 / 不可借”状态；</w:t>
+        <w:t>（1）图书入库与展示：创建图书对象（书名、作者、出版年份、出版社、页数、定价）并通过书库对象（Stack 类）的 addBook() 放入“书库”，调用 showbook() 可以查看书库中所有图书的完整信息和“可借 / 不可借”状态；</w:t>
       </w:r>
     </w:p>
     <w:p>
@@ -538,7 +579,7 @@
         <w:rPr>
           <w:rFonts w:hint="eastAsia"/>
         </w:rPr>
-        <w:t>数据存储：本项目暂未使用数据库和文件，全部数据都保存在内存中——即 main() 里创建的 Book、Student 对象，以及 Book 类中静态成员数组 bookLib（书库）。考虑到本项目目前图书数量较少（少于 50 本），书库用固定长度 50 的静态数组即可满足需求；数据只在程序运行期间有效，程序关闭后全部丢失，下次运行需要重新录入。后续可考虑用文件存储把书库和学生借阅记录保存下来。</w:t>
+        <w:t>数据存储：本项目暂未使用数据库和文件，全部数据都保存在内存中——即 main() 里创建的 Book、Student 对象，以及书库类 Stack 的对象 lib（它内部的 bookLib 数组存放每本书的地址）。考虑到本项目目前图书数量较少（少于 50 本），书库用固定长度 50 的指针数组即可满足需求（对应 Stack 类中的 MAX_BOOKS）；数据只在程序运行期间有效，程序关闭后全部丢失，下次运行需要重新录入。后续可考虑用文件存储把书库和学生借阅记录保存下来。</w:t>
       </w:r>
     </w:p>
     <w:p>
@@ -584,7 +625,7 @@
         <w:rPr>
           <w:rFonts w:hint="eastAsia"/>
         </w:rPr>
-        <w:t>本项目共抽象出 2 个类：Book（图书）与 Student（学生）。下面分别是两个类的类图，以及标注了类间关系的整体 UML 类图。</w:t>
+        <w:t>本项目共抽象出 3 个类：Book（图书）、Student（学生）与 Stack（书库）。下面分别是三个类的类图，以及标注了类间关系的整体 UML 类图。</w:t>
       </w:r>
     </w:p>
     <w:p>
@@ -594,7 +635,7 @@
       <w:r>
         <w:drawing>
           <wp:inline distT="0" distB="0" distL="0" distR="0">
-            <wp:extent cx="3100000" cy="3690476"/>
+            <wp:extent cx="3100000" cy="2601786"/>
             <wp:docPr id="1" name="图片 1"/>
             <a:graphic xmlns:a="http://schemas.openxmlformats.org/drawingml/2006/main">
               <a:graphicData uri="http://schemas.openxmlformats.org/drawingml/2006/picture">
@@ -612,7 +653,7 @@
                   <pic:spPr>
                     <a:xfrm>
                       <a:off x="0" y="0"/>
-                      <a:ext cx="3100000" cy="3690476"/>
+                      <a:ext cx="3100000" cy="2601786"/>
                     </a:xfrm>
                     <a:prstGeom prst="rect">
                       <a:avLst/>
@@ -638,7 +679,61 @@
           <w:rFonts w:hint="eastAsia"/>
           <w:sz w:val="18"/>
         </w:rPr>
-        <w:t>图 1  Book 类图（含书库相关的静态成员）</w:t>
+        <w:t>图 1  Book 类图（只描述“一本书”）</w:t>
+      </w:r>
+    </w:p>
+    <w:p>
+      <w:pPr>
+        <w:jc w:val="center"/>
+      </w:pPr>
+      <w:r>
+        <w:drawing>
+          <wp:inline distT="0" distB="0" distL="0" distR="0">
+            <wp:extent cx="3100000" cy="2214286"/>
+            <wp:docPr id="11" name="图片 11"/>
+            <a:graphic xmlns:a="http://schemas.openxmlformats.org/drawingml/2006/main">
+              <a:graphicData uri="http://schemas.openxmlformats.org/drawingml/2006/picture">
+                <pic:pic xmlns:pic="http://schemas.openxmlformats.org/drawingml/2006/picture">
+                  <pic:nvPicPr>
+                    <pic:cNvPr id="11" name="图片 11"/>
+                    <pic:cNvPicPr/>
+                  </pic:nvPicPr>
+                  <pic:blipFill>
+                    <a:blip r:embed="rId14"/>
+                    <a:stretch>
+                      <a:fillRect/>
+                    </a:stretch>
+                  </pic:blipFill>
+                  <pic:spPr>
+                    <a:xfrm>
+                      <a:off x="0" y="0"/>
+                      <a:ext cx="3100000" cy="2214286"/>
+                    </a:xfrm>
+                    <a:prstGeom prst="rect">
+                      <a:avLst/>
+                    </a:prstGeom>
+                  </pic:spPr>
+                </pic:pic>
+              </a:graphicData>
+            </a:graphic>
+          </wp:inline>
+        </w:drawing>
+      </w:r>
+    </w:p>
+    <w:p>
+      <w:pPr>
+        <w:jc w:val="center"/>
+        <w:rPr>
+          <w:rFonts w:hint="eastAsia"/>
+          <w:sz w:val="18"/>
+        </w:rPr>
+      </w:pPr>
+      <w:r>
+        <w:rPr>
+          <w:rFonts w:hint="eastAsia"/>
+          <w:sz w:val="18"/>
+        </w:rPr>
+        <w:t>图 2  Stack 类图（书库拆分成独立的类，只负责管理一批图书）</w:t>
       </w:r>
     </w:p>
     <w:p>
@@ -692,7 +787,7 @@
           <w:rFonts w:hint="eastAsia"/>
           <w:sz w:val="18"/>
         </w:rPr>
-        <w:t>图 2  Student 类图</w:t>
+        <w:t>图 3  Student 类图</w:t>
       </w:r>
     </w:p>
     <w:p>
@@ -702,7 +797,7 @@
       <w:r>
         <w:drawing>
           <wp:inline distT="0" distB="0" distL="0" distR="0">
-            <wp:extent cx="5200000" cy="2905882"/>
+            <wp:extent cx="5200000" cy="4015841"/>
             <wp:docPr id="3" name="图片 3"/>
             <a:graphic xmlns:a="http://schemas.openxmlformats.org/drawingml/2006/main">
               <a:graphicData uri="http://schemas.openxmlformats.org/drawingml/2006/picture">
@@ -720,7 +815,7 @@
                   <pic:spPr>
                     <a:xfrm>
                       <a:off x="0" y="0"/>
-                      <a:ext cx="5200000" cy="2905882"/>
+                      <a:ext cx="5200000" cy="4015841"/>
                     </a:xfrm>
                     <a:prstGeom prst="rect">
                       <a:avLst/>
@@ -746,7 +841,7 @@
           <w:rFonts w:hint="eastAsia"/>
           <w:sz w:val="18"/>
         </w:rPr>
-        <w:t>图 3  整体 UML 类图：Student 与 Book 的组合关系（实心菱形）与依赖关系（虚线开放箭头）</w:t>
+        <w:t>图 4  整体 UML 类图：Student 与 Book 的组合（实心菱形）和依赖（虚线开放箭头），Stack 与 Book 的聚合（空心菱形）和依赖</w:t>
       </w:r>
     </w:p>
     <w:p>
@@ -780,7 +875,7 @@
         <w:rPr>
           <w:rFonts w:hint="eastAsia"/>
         </w:rPr>
-        <w:t>（1）为什么把“书库”放在 Book 类里，而不是新建一个 Library 类：书库装的就是书，把 bookLib、bookCount 作为 Book 的静态成员，所有 Book 对象共享同一份书库，既不用额外再定义一个类，也正好用上了“静态成员属于类而不属于对象”的特点——调用时直接写 Book::showbook()，不需要通过某一本书对象。缺点我也意识到了：这样会让 Book 类的职责变多，它既是“一本书”又兼着“书库”，这一点写在了实验总结的待改进问题里。</w:t>
+        <w:t>（1）为什么把“书库”从 Book 类里拆出来、单独做成 Stack 类：最早我把 bookLib、bookCount 写成 Book 类的静态成员，虽然能用（调用时写 Book::showbook()，所有 Book 对象共享同一份书库），但一个类既代表“一本书”又代表“整个书库”，两件事挤在一起，职责不单一。后来按职责单一原则把书库拆成独立的 Stack 类：Book 只描述一本书，Stack 只描述一个书库。拆完的好处很直接——书库变成了普通对象（Stack lib; 之后写 lib.addBook(&amp;b1)），不必再写“静态成员必须在类外定义”那几行，而且 Student 类一行都不用改，说明拆分没有破坏原有的组合与依赖关系。另外，Stack 与 Book 之间是聚合关系（UML 空心菱形）：bookLib 里存的是每本书的地址，书本身在 main() 中创建，生命周期不受书库控制，所以书库是“使用”书，而不是“拥有”书。</w:t>
       </w:r>
     </w:p>
     <w:p>
@@ -794,7 +889,7 @@
         <w:rPr>
           <w:rFonts w:hint="eastAsia"/>
         </w:rPr>
-        <w:t>（2）为什么 Student 与 Book 之间用组合而不是继承：学生不是一种书，两者不满足 is-a 关系，如果写成 class Student : public Book，学生就会莫名其妙地“继承”到书名、页数这些属性，显然不合理；学生的真实情况是“拥有”自己借在手里的书，属于 has-a 关系，所以把 Book 对象数组 borrowedBooks[MAX_BORROW] 作为 Student 的成员变量，用组合来表达：学生对象创建时借阅区一起创建，学生对象销毁时借阅区一起销毁，生命周期完全一致（UML 中表示为实心菱形画在整体 Student 一端的实线）。</w:t>
+        <w:t>（2）为什么 Student 与 Book 之间用组合而不是继承：学生不是一种书，两者不满足 is-a 关系，如果写成 class Student : public Book，学生就会莫名其妙地“继承”到书名、页数这些属性，显然不合理；学生的真实情况是“拥有”自己借在手里的书，属于 has-a 关系，所以把 Book 对象数组 borrowedBooks[MAX_BORROW] 作为 Student 的成员变量，用组合来表达：学生对象创建时借阅区一起创建，学生对象销毁时借阅区一起销毁，生命周期完全一致（UML 中表示为实心菱形画在整体 Student 一端的实线）。这里正好可以和 Stack 做个对比：书的生命周期和书库无关，书库只是把书的地址存起来，所以是聚合（空心菱形）——组合与聚合的区别就在于“部分”是不是和“整体”同生共死。</w:t>
       </w:r>
     </w:p>
     <w:p>
@@ -922,7 +1017,7 @@
           <w:rFonts w:hint="eastAsia"/>
           <w:sz w:val="18"/>
         </w:rPr>
-        <w:t>图 4  Student::borrowBook() 函数流程图</w:t>
+        <w:t>图 5  Student::borrowBook() 函数流程图</w:t>
       </w:r>
     </w:p>
     <w:p>
@@ -965,7 +1060,7 @@
         <w:rPr>
           <w:rFonts w:hint="eastAsia"/>
         </w:rPr>
-        <w:t>图书类 Book（Book.h，节选：省略了 setYear、getPages 等同类接口）：</w:t>
+        <w:t>图书类 Book（Book.h，节选：省略了 setYear、getPages 等同类接口；它只描述“一本书”，书库已经拆到 Stack 类里）：</w:t>
       </w:r>
     </w:p>
     <w:p>
@@ -1127,6 +1222,203 @@
           <w:rFonts w:ascii="Consolas" w:hAnsi="Consolas"/>
           <w:sz w:val="18"/>
         </w:rPr>
+        <w:t xml:space="preserve">};</w:t>
+      </w:r>
+    </w:p>
+    <w:p>
+      <w:pPr>
+        <w:rPr>
+          <w:rFonts w:hint="eastAsia"/>
+        </w:rPr>
+      </w:pPr>
+      <w:r>
+        <w:rPr>
+          <w:rFonts w:hint="eastAsia"/>
+        </w:rPr>
+        <w:t>书库类 Stack（Stack.h，职责单一：只负责管理一批图书）：</w:t>
+      </w:r>
+    </w:p>
+    <w:p>
+      <w:r>
+        <w:rPr>
+          <w:rFonts w:ascii="Consolas" w:hAnsi="Consolas"/>
+          <w:sz w:val="18"/>
+        </w:rPr>
+        <w:t xml:space="preserve">// ===================== Stack.h   书库类 =====================</w:t>
+      </w:r>
+    </w:p>
+    <w:p>
+      <w:r>
+        <w:rPr>
+          <w:rFonts w:ascii="Consolas" w:hAnsi="Consolas"/>
+          <w:sz w:val="18"/>
+        </w:rPr>
+        <w:t xml:space="preserve">class Stack {</w:t>
+      </w:r>
+    </w:p>
+    <w:p>
+      <w:r>
+        <w:rPr>
+          <w:rFonts w:ascii="Consolas" w:hAnsi="Consolas"/>
+          <w:sz w:val="18"/>
+        </w:rPr>
+        <w:t xml:space="preserve">private:</w:t>
+      </w:r>
+    </w:p>
+    <w:p>
+      <w:r>
+        <w:rPr>
+          <w:rFonts w:ascii="Consolas" w:hAnsi="Consolas"/>
+          <w:sz w:val="18"/>
+        </w:rPr>
+        <w:t xml:space="preserve">    static const int MAX_BOOKS = 50;     // 书库容量上限（图书数量少于 50 本）</w:t>
+      </w:r>
+    </w:p>
+    <w:p>
+      <w:r>
+        <w:rPr>
+          <w:rFonts w:ascii="Consolas" w:hAnsi="Consolas"/>
+          <w:sz w:val="18"/>
+        </w:rPr>
+        <w:t xml:space="preserve">    Book* bookLib[MAX_BOOKS];            // 书库：存每本书的地址，保证状态实时同步</w:t>
+      </w:r>
+    </w:p>
+    <w:p>
+      <w:r>
+        <w:rPr>
+          <w:rFonts w:ascii="Consolas" w:hAnsi="Consolas"/>
+          <w:sz w:val="18"/>
+        </w:rPr>
+        <w:t xml:space="preserve">    int   bookCount;                     // 书库中当前图书数量</w:t>
+      </w:r>
+    </w:p>
+    <w:p>
+      <w:r>
+        <w:rPr>
+          <w:rFonts w:ascii="Consolas" w:hAnsi="Consolas"/>
+          <w:sz w:val="18"/>
+        </w:rPr>
+        <w:t xml:space="preserve">public:</w:t>
+      </w:r>
+    </w:p>
+    <w:p>
+      <w:r>
+        <w:rPr>
+          <w:rFonts w:ascii="Consolas" w:hAnsi="Consolas"/>
+          <w:sz w:val="18"/>
+        </w:rPr>
+        <w:t xml:space="preserve">    Stack();                             // 刚创建的书库是空的</w:t>
+      </w:r>
+    </w:p>
+    <w:p>
+      <w:r>
+        <w:rPr>
+          <w:rFonts w:ascii="Consolas" w:hAnsi="Consolas"/>
+          <w:sz w:val="18"/>
+        </w:rPr>
+        <w:t xml:space="preserve">    void addBook(Book* b);               // 把一本书放入书库（传地址）</w:t>
+      </w:r>
+    </w:p>
+    <w:p>
+      <w:r>
+        <w:rPr>
+          <w:rFonts w:ascii="Consolas" w:hAnsi="Consolas"/>
+          <w:sz w:val="18"/>
+        </w:rPr>
+        <w:t xml:space="preserve">    void showbook();                     // 显示书库中所有图书信息和状态</w:t>
+      </w:r>
+    </w:p>
+    <w:p>
+      <w:r>
+        <w:rPr>
+          <w:rFonts w:ascii="Consolas" w:hAnsi="Consolas"/>
+          <w:sz w:val="18"/>
+        </w:rPr>
+        <w:t xml:space="preserve">};</w:t>
+      </w:r>
+    </w:p>
+    <w:p>
+      <w:pPr>
+        <w:rPr>
+          <w:rFonts w:hint="eastAsia"/>
+        </w:rPr>
+      </w:pPr>
+      <w:r>
+        <w:rPr>
+          <w:rFonts w:hint="eastAsia"/>
+        </w:rPr>
+        <w:t>学生类 Student（Students.h，节选）：</w:t>
+      </w:r>
+    </w:p>
+    <w:p>
+      <w:r>
+        <w:rPr>
+          <w:rFonts w:ascii="Consolas" w:hAnsi="Consolas"/>
+          <w:sz w:val="18"/>
+        </w:rPr>
+        <w:t xml:space="preserve">// ===================== Students.h   学生类 =====================</w:t>
+      </w:r>
+    </w:p>
+    <w:p>
+      <w:r>
+        <w:rPr>
+          <w:rFonts w:ascii="Consolas" w:hAnsi="Consolas"/>
+          <w:sz w:val="18"/>
+        </w:rPr>
+        <w:t xml:space="preserve">const int MAX_BORROW = 3;                // 一个学生最多可以借 3 本书</w:t>
+      </w:r>
+    </w:p>
+    <w:p>
+      <w:r>
+        <w:rPr>
+          <w:rFonts w:ascii="Consolas" w:hAnsi="Consolas"/>
+          <w:sz w:val="18"/>
+        </w:rPr>
+        <w:t xml:space="preserve">class Student {</w:t>
+      </w:r>
+    </w:p>
+    <w:p>
+      <w:r>
+        <w:rPr>
+          <w:rFonts w:ascii="Consolas" w:hAnsi="Consolas"/>
+          <w:sz w:val="18"/>
+        </w:rPr>
+        <w:t xml:space="preserve">private:</w:t>
+      </w:r>
+    </w:p>
+    <w:p>
+      <w:r>
+        <w:rPr>
+          <w:rFonts w:ascii="Consolas" w:hAnsi="Consolas"/>
+          <w:sz w:val="18"/>
+        </w:rPr>
+        <w:t xml:space="preserve">    string name;                         // 姓名</w:t>
+      </w:r>
+    </w:p>
+    <w:p>
+      <w:r>
+        <w:rPr>
+          <w:rFonts w:ascii="Consolas" w:hAnsi="Consolas"/>
+          <w:sz w:val="18"/>
+        </w:rPr>
+        <w:t xml:space="preserve">    string id;                           // 学号</w:t>
+      </w:r>
+    </w:p>
+    <w:p>
+      <w:r>
+        <w:rPr>
+          <w:rFonts w:ascii="Consolas" w:hAnsi="Consolas"/>
+          <w:sz w:val="18"/>
+        </w:rPr>
+        <w:t xml:space="preserve">    string className;                    // 班级</w:t>
+      </w:r>
+    </w:p>
+    <w:p>
+      <w:r>
+        <w:rPr>
+          <w:rFonts w:ascii="Consolas" w:hAnsi="Consolas"/>
+          <w:sz w:val="18"/>
+        </w:rPr>
         <w:t xml:space="preserve"> </w:t>
       </w:r>
     </w:p>
@@ -1136,52 +1428,115 @@
           <w:rFonts w:ascii="Consolas" w:hAnsi="Consolas"/>
           <w:sz w:val="18"/>
         </w:rPr>
-        <w:t xml:space="preserve">    // ---------- 书库：静态成员，全体 Book 对象共享同一份 ----------</w:t>
-      </w:r>
-    </w:p>
-    <w:p>
-      <w:r>
-        <w:rPr>
-          <w:rFonts w:ascii="Consolas" w:hAnsi="Consolas"/>
-          <w:sz w:val="18"/>
-        </w:rPr>
-        <w:t xml:space="preserve">    static const int MAX_BOOKS = 50;     // 书库容量上限（图书数量少于 50 本）</w:t>
-      </w:r>
-    </w:p>
-    <w:p>
-      <w:r>
-        <w:rPr>
-          <w:rFonts w:ascii="Consolas" w:hAnsi="Consolas"/>
-          <w:sz w:val="18"/>
-        </w:rPr>
-        <w:t xml:space="preserve">    static int   bookCount;              // 书库中当前图书数量</w:t>
-      </w:r>
-    </w:p>
-    <w:p>
-      <w:r>
-        <w:rPr>
-          <w:rFonts w:ascii="Consolas" w:hAnsi="Consolas"/>
-          <w:sz w:val="18"/>
-        </w:rPr>
-        <w:t xml:space="preserve">    static Book* bookLib[MAX_BOOKS];     // 书库：存每本书的地址，保证状态实时同步</w:t>
-      </w:r>
-    </w:p>
-    <w:p>
-      <w:r>
-        <w:rPr>
-          <w:rFonts w:ascii="Consolas" w:hAnsi="Consolas"/>
-          <w:sz w:val="18"/>
-        </w:rPr>
-        <w:t xml:space="preserve">    static void  addBook(Book* b);       // 把一本书放入书库（传地址）</w:t>
-      </w:r>
-    </w:p>
-    <w:p>
-      <w:r>
-        <w:rPr>
-          <w:rFonts w:ascii="Consolas" w:hAnsi="Consolas"/>
-          <w:sz w:val="18"/>
-        </w:rPr>
-        <w:t xml:space="preserve">    static void  showbook();             // 显示书库中所有图书信息和状态</w:t>
+        <w:t xml:space="preserve">    // 【组合关系】借阅区是学生自身的一部分，随学生对象一起创建、一起销毁</w:t>
+      </w:r>
+    </w:p>
+    <w:p>
+      <w:r>
+        <w:rPr>
+          <w:rFonts w:ascii="Consolas" w:hAnsi="Consolas"/>
+          <w:sz w:val="18"/>
+        </w:rPr>
+        <w:t xml:space="preserve">    Book borrowedBooks[MAX_BORROW];      // 当前借在手里的书</w:t>
+      </w:r>
+    </w:p>
+    <w:p>
+      <w:r>
+        <w:rPr>
+          <w:rFonts w:ascii="Consolas" w:hAnsi="Consolas"/>
+          <w:sz w:val="18"/>
+        </w:rPr>
+        <w:t xml:space="preserve">    int  borrowedCount;                  // 当前借了多少本书（学生状态）</w:t>
+      </w:r>
+    </w:p>
+    <w:p>
+      <w:r>
+        <w:rPr>
+          <w:rFonts w:ascii="Consolas" w:hAnsi="Consolas"/>
+          <w:sz w:val="18"/>
+        </w:rPr>
+        <w:t xml:space="preserve">    vector&lt;string&gt; borrowRecords;       // 借阅记录（STL vector 动态数组）</w:t>
+      </w:r>
+    </w:p>
+    <w:p>
+      <w:r>
+        <w:rPr>
+          <w:rFonts w:ascii="Consolas" w:hAnsi="Consolas"/>
+          <w:sz w:val="18"/>
+        </w:rPr>
+        <w:t xml:space="preserve">public:</w:t>
+      </w:r>
+    </w:p>
+    <w:p>
+      <w:r>
+        <w:rPr>
+          <w:rFonts w:ascii="Consolas" w:hAnsi="Consolas"/>
+          <w:sz w:val="18"/>
+        </w:rPr>
+        <w:t xml:space="preserve">    Student();</w:t>
+      </w:r>
+    </w:p>
+    <w:p>
+      <w:r>
+        <w:rPr>
+          <w:rFonts w:ascii="Consolas" w:hAnsi="Consolas"/>
+          <w:sz w:val="18"/>
+        </w:rPr>
+        <w:t xml:space="preserve">    Student(string n, string id, string className);</w:t>
+      </w:r>
+    </w:p>
+    <w:p>
+      <w:r>
+        <w:rPr>
+          <w:rFonts w:ascii="Consolas" w:hAnsi="Consolas"/>
+          <w:sz w:val="18"/>
+        </w:rPr>
+        <w:t xml:space="preserve">    bool canBorrow();                    // 学生状态：是否还没借满</w:t>
+      </w:r>
+    </w:p>
+    <w:p>
+      <w:r>
+        <w:rPr>
+          <w:rFonts w:ascii="Consolas" w:hAnsi="Consolas"/>
+          <w:sz w:val="18"/>
+        </w:rPr>
+        <w:t xml:space="preserve"> </w:t>
+      </w:r>
+    </w:p>
+    <w:p>
+      <w:r>
+        <w:rPr>
+          <w:rFonts w:ascii="Consolas" w:hAnsi="Consolas"/>
+          <w:sz w:val="18"/>
+        </w:rPr>
+        <w:t xml:space="preserve">    // 【依赖关系】借书：参数必须传地址（这里用 Book 指针）</w:t>
+      </w:r>
+    </w:p>
+    <w:p>
+      <w:r>
+        <w:rPr>
+          <w:rFonts w:ascii="Consolas" w:hAnsi="Consolas"/>
+          <w:sz w:val="18"/>
+        </w:rPr>
+        <w:t xml:space="preserve">    void borrowBook(Book* book);</w:t>
+      </w:r>
+    </w:p>
+    <w:p>
+      <w:r>
+        <w:rPr>
+          <w:rFonts w:ascii="Consolas" w:hAnsi="Consolas"/>
+          <w:sz w:val="18"/>
+        </w:rPr>
+        <w:t xml:space="preserve">    void printInfo();                    // 输出学生信息</w:t>
+      </w:r>
+    </w:p>
+    <w:p>
+      <w:r>
+        <w:rPr>
+          <w:rFonts w:ascii="Consolas" w:hAnsi="Consolas"/>
+          <w:sz w:val="18"/>
+        </w:rPr>
+        <w:t xml:space="preserve">    void printBorrowRecords();           // 输出借阅记录</w:t>
       </w:r>
     </w:p>
     <w:p>
@@ -1203,70 +1558,56 @@
         <w:rPr>
           <w:rFonts w:hint="eastAsia"/>
         </w:rPr>
-        <w:t>学生类 Student（Students.h，节选）：</w:t>
-      </w:r>
-    </w:p>
-    <w:p>
-      <w:r>
-        <w:rPr>
-          <w:rFonts w:ascii="Consolas" w:hAnsi="Consolas"/>
-          <w:sz w:val="18"/>
-        </w:rPr>
-        <w:t xml:space="preserve">// ===================== Students.h   学生类 =====================</w:t>
-      </w:r>
-    </w:p>
-    <w:p>
-      <w:r>
-        <w:rPr>
-          <w:rFonts w:ascii="Consolas" w:hAnsi="Consolas"/>
-          <w:sz w:val="18"/>
-        </w:rPr>
-        <w:t xml:space="preserve">const int MAX_BORROW = 3;                // 一个学生最多可以借 3 本书</w:t>
-      </w:r>
-    </w:p>
-    <w:p>
-      <w:r>
-        <w:rPr>
-          <w:rFonts w:ascii="Consolas" w:hAnsi="Consolas"/>
-          <w:sz w:val="18"/>
-        </w:rPr>
-        <w:t xml:space="preserve">class Student {</w:t>
-      </w:r>
-    </w:p>
-    <w:p>
-      <w:r>
-        <w:rPr>
-          <w:rFonts w:ascii="Consolas" w:hAnsi="Consolas"/>
-          <w:sz w:val="18"/>
-        </w:rPr>
-        <w:t xml:space="preserve">private:</w:t>
-      </w:r>
-    </w:p>
-    <w:p>
-      <w:r>
-        <w:rPr>
-          <w:rFonts w:ascii="Consolas" w:hAnsi="Consolas"/>
-          <w:sz w:val="18"/>
-        </w:rPr>
-        <w:t xml:space="preserve">    string name;                         // 姓名</w:t>
-      </w:r>
-    </w:p>
-    <w:p>
-      <w:r>
-        <w:rPr>
-          <w:rFonts w:ascii="Consolas" w:hAnsi="Consolas"/>
-          <w:sz w:val="18"/>
-        </w:rPr>
-        <w:t xml:space="preserve">    string id;                           // 学号</w:t>
-      </w:r>
-    </w:p>
-    <w:p>
-      <w:r>
-        <w:rPr>
-          <w:rFonts w:ascii="Consolas" w:hAnsi="Consolas"/>
-          <w:sz w:val="18"/>
-        </w:rPr>
-        <w:t xml:space="preserve">    string className;                    // 班级</w:t>
+        <w:t>2. 特色功能实现</w:t>
+      </w:r>
+    </w:p>
+    <w:p>
+      <w:pPr>
+        <w:rPr>
+          <w:rFonts w:hint="eastAsia"/>
+        </w:rPr>
+      </w:pPr>
+      <w:r>
+        <w:rPr>
+          <w:rFonts w:hint="eastAsia"/>
+        </w:rPr>
+        <w:t>本项目的特色功能是独立的“书库”类 Stack（addBook() 负责存书、showbook() 负责显示全部图书及其状态），以及用 STL 容器 vector 实现的“借阅记录”。</w:t>
+      </w:r>
+    </w:p>
+    <w:p>
+      <w:r>
+        <w:rPr>
+          <w:rFonts w:ascii="Consolas" w:hAnsi="Consolas"/>
+          <w:sz w:val="18"/>
+        </w:rPr>
+        <w:t xml:space="preserve">// ============ Stack.cpp：书库类的成员函数实现 ============</w:t>
+      </w:r>
+    </w:p>
+    <w:p>
+      <w:r>
+        <w:rPr>
+          <w:rFonts w:ascii="Consolas" w:hAnsi="Consolas"/>
+          <w:sz w:val="18"/>
+        </w:rPr>
+        <w:t xml:space="preserve">Stack::Stack() {                         // 构造：刚建好的书库一本书也没有</w:t>
+      </w:r>
+    </w:p>
+    <w:p>
+      <w:r>
+        <w:rPr>
+          <w:rFonts w:ascii="Consolas" w:hAnsi="Consolas"/>
+          <w:sz w:val="18"/>
+        </w:rPr>
+        <w:t xml:space="preserve">    bookCount = 0;</w:t>
+      </w:r>
+    </w:p>
+    <w:p>
+      <w:r>
+        <w:rPr>
+          <w:rFonts w:ascii="Consolas" w:hAnsi="Consolas"/>
+          <w:sz w:val="18"/>
+        </w:rPr>
+        <w:t xml:space="preserve">}</w:t>
       </w:r>
     </w:p>
     <w:p>
@@ -1284,70 +1625,115 @@
           <w:rFonts w:ascii="Consolas" w:hAnsi="Consolas"/>
           <w:sz w:val="18"/>
         </w:rPr>
-        <w:t xml:space="preserve">    // 【组合关系】借阅区是学生自身的一部分，随学生对象一起创建、一起销毁</w:t>
-      </w:r>
-    </w:p>
-    <w:p>
-      <w:r>
-        <w:rPr>
-          <w:rFonts w:ascii="Consolas" w:hAnsi="Consolas"/>
-          <w:sz w:val="18"/>
-        </w:rPr>
-        <w:t xml:space="preserve">    Book borrowedBooks[MAX_BORROW];      // 当前借在手里的书</w:t>
-      </w:r>
-    </w:p>
-    <w:p>
-      <w:r>
-        <w:rPr>
-          <w:rFonts w:ascii="Consolas" w:hAnsi="Consolas"/>
-          <w:sz w:val="18"/>
-        </w:rPr>
-        <w:t xml:space="preserve">    int  borrowedCount;                  // 当前借了多少本书（学生状态）</w:t>
-      </w:r>
-    </w:p>
-    <w:p>
-      <w:r>
-        <w:rPr>
-          <w:rFonts w:ascii="Consolas" w:hAnsi="Consolas"/>
-          <w:sz w:val="18"/>
-        </w:rPr>
-        <w:t xml:space="preserve">    vector&lt;string&gt; borrowRecords;       // 借阅记录（STL vector 动态数组）</w:t>
-      </w:r>
-    </w:p>
-    <w:p>
-      <w:r>
-        <w:rPr>
-          <w:rFonts w:ascii="Consolas" w:hAnsi="Consolas"/>
-          <w:sz w:val="18"/>
-        </w:rPr>
-        <w:t xml:space="preserve">public:</w:t>
-      </w:r>
-    </w:p>
-    <w:p>
-      <w:r>
-        <w:rPr>
-          <w:rFonts w:ascii="Consolas" w:hAnsi="Consolas"/>
-          <w:sz w:val="18"/>
-        </w:rPr>
-        <w:t xml:space="preserve">    Student();</w:t>
-      </w:r>
-    </w:p>
-    <w:p>
-      <w:r>
-        <w:rPr>
-          <w:rFonts w:ascii="Consolas" w:hAnsi="Consolas"/>
-          <w:sz w:val="18"/>
-        </w:rPr>
-        <w:t xml:space="preserve">    Student(string n, string id, string className);</w:t>
-      </w:r>
-    </w:p>
-    <w:p>
-      <w:r>
-        <w:rPr>
-          <w:rFonts w:ascii="Consolas" w:hAnsi="Consolas"/>
-          <w:sz w:val="18"/>
-        </w:rPr>
-        <w:t xml:space="preserve">    bool canBorrow();                    // 学生状态：是否还没借满</w:t>
+        <w:t xml:space="preserve">// 把一本图书放入书库（参数传地址）</w:t>
+      </w:r>
+    </w:p>
+    <w:p>
+      <w:r>
+        <w:rPr>
+          <w:rFonts w:ascii="Consolas" w:hAnsi="Consolas"/>
+          <w:sz w:val="18"/>
+        </w:rPr>
+        <w:t xml:space="preserve">void Stack::addBook(Book* b) {</w:t>
+      </w:r>
+    </w:p>
+    <w:p>
+      <w:r>
+        <w:rPr>
+          <w:rFonts w:ascii="Consolas" w:hAnsi="Consolas"/>
+          <w:sz w:val="18"/>
+        </w:rPr>
+        <w:t xml:space="preserve">    if (b == NULL) {                     // 先判断地址是否有效</w:t>
+      </w:r>
+    </w:p>
+    <w:p>
+      <w:r>
+        <w:rPr>
+          <w:rFonts w:ascii="Consolas" w:hAnsi="Consolas"/>
+          <w:sz w:val="18"/>
+        </w:rPr>
+        <w:t xml:space="preserve">        cout &lt;&lt; "添加失败：图书地址无效！" &lt;&lt; endl;</w:t>
+      </w:r>
+    </w:p>
+    <w:p>
+      <w:r>
+        <w:rPr>
+          <w:rFonts w:ascii="Consolas" w:hAnsi="Consolas"/>
+          <w:sz w:val="18"/>
+        </w:rPr>
+        <w:t xml:space="preserve">        return;</w:t>
+      </w:r>
+    </w:p>
+    <w:p>
+      <w:r>
+        <w:rPr>
+          <w:rFonts w:ascii="Consolas" w:hAnsi="Consolas"/>
+          <w:sz w:val="18"/>
+        </w:rPr>
+        <w:t xml:space="preserve">    }</w:t>
+      </w:r>
+    </w:p>
+    <w:p>
+      <w:r>
+        <w:rPr>
+          <w:rFonts w:ascii="Consolas" w:hAnsi="Consolas"/>
+          <w:sz w:val="18"/>
+        </w:rPr>
+        <w:t xml:space="preserve">    if (bookCount &gt;= MAX_BOOKS) {        // 再判断书库是否已满</w:t>
+      </w:r>
+    </w:p>
+    <w:p>
+      <w:r>
+        <w:rPr>
+          <w:rFonts w:ascii="Consolas" w:hAnsi="Consolas"/>
+          <w:sz w:val="18"/>
+        </w:rPr>
+        <w:t xml:space="preserve">        cout &lt;&lt; "书库已满（上限 " &lt;&lt; MAX_BOOKS &lt;&lt; " 本），无法再添加！" &lt;&lt; endl;</w:t>
+      </w:r>
+    </w:p>
+    <w:p>
+      <w:r>
+        <w:rPr>
+          <w:rFonts w:ascii="Consolas" w:hAnsi="Consolas"/>
+          <w:sz w:val="18"/>
+        </w:rPr>
+        <w:t xml:space="preserve">        return;</w:t>
+      </w:r>
+    </w:p>
+    <w:p>
+      <w:r>
+        <w:rPr>
+          <w:rFonts w:ascii="Consolas" w:hAnsi="Consolas"/>
+          <w:sz w:val="18"/>
+        </w:rPr>
+        <w:t xml:space="preserve">    }</w:t>
+      </w:r>
+    </w:p>
+    <w:p>
+      <w:r>
+        <w:rPr>
+          <w:rFonts w:ascii="Consolas" w:hAnsi="Consolas"/>
+          <w:sz w:val="18"/>
+        </w:rPr>
+        <w:t xml:space="preserve">    bookLib[bookCount] = b;              // 存入这本书的地址（不是复制品）</w:t>
+      </w:r>
+    </w:p>
+    <w:p>
+      <w:r>
+        <w:rPr>
+          <w:rFonts w:ascii="Consolas" w:hAnsi="Consolas"/>
+          <w:sz w:val="18"/>
+        </w:rPr>
+        <w:t xml:space="preserve">    bookCount++;                         // 书库数量加 1</w:t>
+      </w:r>
+    </w:p>
+    <w:p>
+      <w:r>
+        <w:rPr>
+          <w:rFonts w:ascii="Consolas" w:hAnsi="Consolas"/>
+          <w:sz w:val="18"/>
+        </w:rPr>
+        <w:t xml:space="preserve">}</w:t>
       </w:r>
     </w:p>
     <w:p>
@@ -1365,239 +1751,6 @@
           <w:rFonts w:ascii="Consolas" w:hAnsi="Consolas"/>
           <w:sz w:val="18"/>
         </w:rPr>
-        <w:t xml:space="preserve">    // 【依赖关系】借书：参数必须传地址（这里用 Book 指针）</w:t>
-      </w:r>
-    </w:p>
-    <w:p>
-      <w:r>
-        <w:rPr>
-          <w:rFonts w:ascii="Consolas" w:hAnsi="Consolas"/>
-          <w:sz w:val="18"/>
-        </w:rPr>
-        <w:t xml:space="preserve">    void borrowBook(Book* book);</w:t>
-      </w:r>
-    </w:p>
-    <w:p>
-      <w:r>
-        <w:rPr>
-          <w:rFonts w:ascii="Consolas" w:hAnsi="Consolas"/>
-          <w:sz w:val="18"/>
-        </w:rPr>
-        <w:t xml:space="preserve">    void printInfo();                    // 输出学生信息</w:t>
-      </w:r>
-    </w:p>
-    <w:p>
-      <w:r>
-        <w:rPr>
-          <w:rFonts w:ascii="Consolas" w:hAnsi="Consolas"/>
-          <w:sz w:val="18"/>
-        </w:rPr>
-        <w:t xml:space="preserve">    void printBorrowRecords();           // 输出借阅记录</w:t>
-      </w:r>
-    </w:p>
-    <w:p>
-      <w:r>
-        <w:rPr>
-          <w:rFonts w:ascii="Consolas" w:hAnsi="Consolas"/>
-          <w:sz w:val="18"/>
-        </w:rPr>
-        <w:t xml:space="preserve">};</w:t>
-      </w:r>
-    </w:p>
-    <w:p>
-      <w:pPr>
-        <w:rPr>
-          <w:rFonts w:hint="eastAsia"/>
-        </w:rPr>
-      </w:pPr>
-      <w:r>
-        <w:rPr>
-          <w:rFonts w:hint="eastAsia"/>
-        </w:rPr>
-        <w:t>2. 特色功能实现</w:t>
-      </w:r>
-    </w:p>
-    <w:p>
-      <w:pPr>
-        <w:rPr>
-          <w:rFonts w:hint="eastAsia"/>
-        </w:rPr>
-      </w:pPr>
-      <w:r>
-        <w:rPr>
-          <w:rFonts w:hint="eastAsia"/>
-        </w:rPr>
-        <w:t>本项目的特色功能是“书库”（Book 类的静态成员 + 静态函数），以及用 STL 容器 vector 实现的“借阅记录”。</w:t>
-      </w:r>
-    </w:p>
-    <w:p>
-      <w:r>
-        <w:rPr>
-          <w:rFonts w:ascii="Consolas" w:hAnsi="Consolas"/>
-          <w:sz w:val="18"/>
-        </w:rPr>
-        <w:t xml:space="preserve">// ============ Book.cpp：书库的静态成员必须在类外定义并初始化 ============</w:t>
-      </w:r>
-    </w:p>
-    <w:p>
-      <w:r>
-        <w:rPr>
-          <w:rFonts w:ascii="Consolas" w:hAnsi="Consolas"/>
-          <w:sz w:val="18"/>
-        </w:rPr>
-        <w:t xml:space="preserve">int   Book::bookCount = 0;               // 一开始书库里一本书也没有</w:t>
-      </w:r>
-    </w:p>
-    <w:p>
-      <w:r>
-        <w:rPr>
-          <w:rFonts w:ascii="Consolas" w:hAnsi="Consolas"/>
-          <w:sz w:val="18"/>
-        </w:rPr>
-        <w:t xml:space="preserve">Book* Book::bookLib[Book::MAX_BOOKS];    // 50 个“放书的位置”</w:t>
-      </w:r>
-    </w:p>
-    <w:p>
-      <w:r>
-        <w:rPr>
-          <w:rFonts w:ascii="Consolas" w:hAnsi="Consolas"/>
-          <w:sz w:val="18"/>
-        </w:rPr>
-        <w:t xml:space="preserve"> </w:t>
-      </w:r>
-    </w:p>
-    <w:p>
-      <w:r>
-        <w:rPr>
-          <w:rFonts w:ascii="Consolas" w:hAnsi="Consolas"/>
-          <w:sz w:val="18"/>
-        </w:rPr>
-        <w:t xml:space="preserve">// 把一本图书放入书库（参数传地址）</w:t>
-      </w:r>
-    </w:p>
-    <w:p>
-      <w:r>
-        <w:rPr>
-          <w:rFonts w:ascii="Consolas" w:hAnsi="Consolas"/>
-          <w:sz w:val="18"/>
-        </w:rPr>
-        <w:t xml:space="preserve">void Book::addBook(Book* b) {</w:t>
-      </w:r>
-    </w:p>
-    <w:p>
-      <w:r>
-        <w:rPr>
-          <w:rFonts w:ascii="Consolas" w:hAnsi="Consolas"/>
-          <w:sz w:val="18"/>
-        </w:rPr>
-        <w:t xml:space="preserve">    if (b == NULL) {                     // 先判断地址是否有效</w:t>
-      </w:r>
-    </w:p>
-    <w:p>
-      <w:r>
-        <w:rPr>
-          <w:rFonts w:ascii="Consolas" w:hAnsi="Consolas"/>
-          <w:sz w:val="18"/>
-        </w:rPr>
-        <w:t xml:space="preserve">        cout &lt;&lt; "添加失败：图书地址无效！" &lt;&lt; endl;</w:t>
-      </w:r>
-    </w:p>
-    <w:p>
-      <w:r>
-        <w:rPr>
-          <w:rFonts w:ascii="Consolas" w:hAnsi="Consolas"/>
-          <w:sz w:val="18"/>
-        </w:rPr>
-        <w:t xml:space="preserve">        return;</w:t>
-      </w:r>
-    </w:p>
-    <w:p>
-      <w:r>
-        <w:rPr>
-          <w:rFonts w:ascii="Consolas" w:hAnsi="Consolas"/>
-          <w:sz w:val="18"/>
-        </w:rPr>
-        <w:t xml:space="preserve">    }</w:t>
-      </w:r>
-    </w:p>
-    <w:p>
-      <w:r>
-        <w:rPr>
-          <w:rFonts w:ascii="Consolas" w:hAnsi="Consolas"/>
-          <w:sz w:val="18"/>
-        </w:rPr>
-        <w:t xml:space="preserve">    if (bookCount &gt;= MAX_BOOKS) {        // 再判断书库是否已满</w:t>
-      </w:r>
-    </w:p>
-    <w:p>
-      <w:r>
-        <w:rPr>
-          <w:rFonts w:ascii="Consolas" w:hAnsi="Consolas"/>
-          <w:sz w:val="18"/>
-        </w:rPr>
-        <w:t xml:space="preserve">        cout &lt;&lt; "书库已满（上限 " &lt;&lt; MAX_BOOKS &lt;&lt; " 本），无法再添加！" &lt;&lt; endl;</w:t>
-      </w:r>
-    </w:p>
-    <w:p>
-      <w:r>
-        <w:rPr>
-          <w:rFonts w:ascii="Consolas" w:hAnsi="Consolas"/>
-          <w:sz w:val="18"/>
-        </w:rPr>
-        <w:t xml:space="preserve">        return;</w:t>
-      </w:r>
-    </w:p>
-    <w:p>
-      <w:r>
-        <w:rPr>
-          <w:rFonts w:ascii="Consolas" w:hAnsi="Consolas"/>
-          <w:sz w:val="18"/>
-        </w:rPr>
-        <w:t xml:space="preserve">    }</w:t>
-      </w:r>
-    </w:p>
-    <w:p>
-      <w:r>
-        <w:rPr>
-          <w:rFonts w:ascii="Consolas" w:hAnsi="Consolas"/>
-          <w:sz w:val="18"/>
-        </w:rPr>
-        <w:t xml:space="preserve">    bookLib[bookCount] = b;              // 存入这本书的地址（不是复制品）</w:t>
-      </w:r>
-    </w:p>
-    <w:p>
-      <w:r>
-        <w:rPr>
-          <w:rFonts w:ascii="Consolas" w:hAnsi="Consolas"/>
-          <w:sz w:val="18"/>
-        </w:rPr>
-        <w:t xml:space="preserve">    bookCount++;                         // 书库数量加 1</w:t>
-      </w:r>
-    </w:p>
-    <w:p>
-      <w:r>
-        <w:rPr>
-          <w:rFonts w:ascii="Consolas" w:hAnsi="Consolas"/>
-          <w:sz w:val="18"/>
-        </w:rPr>
-        <w:t xml:space="preserve">}</w:t>
-      </w:r>
-    </w:p>
-    <w:p>
-      <w:r>
-        <w:rPr>
-          <w:rFonts w:ascii="Consolas" w:hAnsi="Consolas"/>
-          <w:sz w:val="18"/>
-        </w:rPr>
-        <w:t xml:space="preserve"> </w:t>
-      </w:r>
-    </w:p>
-    <w:p>
-      <w:r>
-        <w:rPr>
-          <w:rFonts w:ascii="Consolas" w:hAnsi="Consolas"/>
-          <w:sz w:val="18"/>
-        </w:rPr>
         <w:t xml:space="preserve">// 显示书库中所有图书信息和状态</w:t>
       </w:r>
     </w:p>
@@ -1607,7 +1760,7 @@
           <w:rFonts w:ascii="Consolas" w:hAnsi="Consolas"/>
           <w:sz w:val="18"/>
         </w:rPr>
-        <w:t xml:space="preserve">void Book::showbook() {</w:t>
+        <w:t xml:space="preserve">void Stack::showbook() {</w:t>
       </w:r>
     </w:p>
     <w:p>
@@ -2400,7 +2553,7 @@
                 <w:rFonts w:hint="eastAsia"/>
                 <w:sz w:val="18"/>
               </w:rPr>
-              <w:t>Book::showbook()（静态成员函数）</w:t>
+              <w:t>lib.showbook()（Stack 类的成员函数，lib 是书库对象）</w:t>
             </w:r>
           </w:p>
         </w:tc>
@@ -2480,7 +2633,7 @@
                 <w:rFonts w:hint="eastAsia"/>
                 <w:sz w:val="18"/>
               </w:rPr>
-              <w:t>借书之后再次调用 Book::showbook()，查看 b1</w:t>
+              <w:t>借书之后再次调用 lib.showbook()，查看 b1</w:t>
             </w:r>
           </w:p>
         </w:tc>
@@ -2495,7 +2648,7 @@
                 <w:rFonts w:hint="eastAsia"/>
                 <w:sz w:val="18"/>
               </w:rPr>
-              <w:t>b1 的“可借”由“是”变为“否”（书库存的是地址，所以能实时反映）</w:t>
+              <w:t>b1 的“可借”由“是”变为“否”（书库存的是地址，所以状态能实时反映）</w:t>
             </w:r>
           </w:p>
         </w:tc>
@@ -2668,7 +2821,7 @@
           <w:rFonts w:hint="eastAsia"/>
           <w:sz w:val="18"/>
         </w:rPr>
-        <w:t>图 5  编码问题修改前的报错列表（C2001 / C3688 / C3872 等）</w:t>
+        <w:t>图 6  编码问题修改前的报错列表（C2001 / C3688 / C3872 等）</w:t>
       </w:r>
     </w:p>
     <w:p>
@@ -2884,7 +3037,7 @@
           <w:rFonts w:hint="eastAsia"/>
           <w:sz w:val="18"/>
         </w:rPr>
-        <w:t>图 6  断点 + 自动窗口：b1 已被张三借走，book-&gt;available 却仍是 true</w:t>
+        <w:t>图 7  断点 + 自动窗口：b1 已被张三借走，book-&gt;available 却仍是 true</w:t>
       </w:r>
     </w:p>
     <w:p>
@@ -2991,7 +3144,7 @@
         <w:rPr>
           <w:rFonts w:hint="eastAsia"/>
         </w:rPr>
-        <w:t>（3）静态成员“属于类，不属于对象”。做“书库”功能时，我一开始不知道怎么让所有书共用一份数据，用了 static 成员变量 bookLib、bookCount 配合 static 成员函数 addBook()、showbook() 之后，才真正理解“类级别的数据”和“对象级别的数据”的区别（调用时直接写 Book::showbook()，不用通过某一本书）。顺便还掌握了 STL 容器 vector 的基本用法：push_back() 在尾部追加、size() 取元素个数、用下标像数组一样访问元素，比固定长度的数组更适合存放“条数不定”的借阅记录。</w:t>
+        <w:t>（3）从“用静态成员实现书库”到“把书库拆成独立的 Stack 类”。做书库功能时，我一开始只会想“怎么让所有书共用同一份数据”，于是用了 static 成员变量 bookLib、bookCount 配合 static 成员函数 addBook()、showbook()，调用时写 Book::showbook()。程序能跑，但一个类里既代表“一本书”又兼着“整个书库”，每次改书库都怕碰到 Book 的其他代码。后来按职责单一原则把书库拆成独立的 Stack 类，代码反而更顺：书库成了普通对象（Stack lib; 之后 lib.addBook(&amp;b1)、lib.showbook()），不用再写“静态成员必须在类外定义”，以后想要两个书库，定义两个 Stack 对象就够了。这段经历让我明白“一个类只做一件事”不是一句口号，而是能实实在在减少改动量的设计习惯。另外还掌握了 STL 容器 vector 的基本用法：push_back() 在尾部追加、size() 取元素个数、用下标像数组一样访问元素，比固定长度的数组更适合存放“条数不定”的借阅记录。</w:t>
       </w:r>
     </w:p>
     <w:p>
@@ -3094,6 +3247,20 @@
     </w:p>
     <w:p>
       <w:pPr>
+        <w:ind w:firstLine="420"/>
+        <w:rPr>
+          <w:rFonts w:hint="eastAsia"/>
+        </w:rPr>
+      </w:pPr>
+      <w:r>
+        <w:rPr>
+          <w:rFonts w:hint="eastAsia"/>
+        </w:rPr>
+        <w:t>（3）书库类的功能还太少：只会存书和显示，既不能还书，也不能按书名找书；借书的流程也不够真实——现在是学生直接拿着书的地址去借（s1.borrowBook(&amp;b1)），现实中应该是学生告诉书库“我要借《xxx》”，再由书库去把书找出来。可我还没想清楚怎么让书库根据书名找到那本书：是一个一个比较字符串，还是另外记一张“书名—地址”的对照表？感觉不管哪种都要连着改好几个函数，所以暂时没敢动手。</w:t>
+      </w:r>
+    </w:p>
+    <w:p>
+      <w:pPr>
         <w:rPr>
           <w:rFonts w:hint="eastAsia"/>
         </w:rPr>
@@ -3140,6 +3307,20 @@
           <w:rFonts w:hint="eastAsia"/>
         </w:rPr>
         <w:t>针对（2）“数据不能保存、上限写死”：我打算分两步走——先把书库和借阅记录写进一个文本文件、下次运行再读出来（不过目前只会往屏幕上打印，还不会文件读写，需要先学这一块）；再试着把借书上限改成由构造函数传入的参数，而不是直接写死 3，至于让它在程序运行时可变，只能等学到数组和容器更多用法之后再说。</w:t>
+      </w:r>
+    </w:p>
+    <w:p>
+      <w:pPr>
+        <w:ind w:firstLine="420"/>
+        <w:rPr>
+          <w:rFonts w:hint="eastAsia"/>
+        </w:rPr>
+      </w:pPr>
+      <w:r>
+        <w:rPr>
+          <w:rFonts w:hint="eastAsia"/>
+        </w:rPr>
+        <w:t>针对（3）“书库功能太少、借书流程不够真实”：我想先给 Stack 加一个 findBook(string title) 函数，用循环把每本书的书名和要找的名字比一比，找到就返回它的地址（Book*），没找到就返回 NULL，这样借书就能写成 s1.borrowBook(lib.findBook("Clean Code"));。还书则反过来：先找到那本书，把 available 改回 true，再把自己借阅记录里对应的那条处理掉——但“处理掉一条记录”又牵扯到 vector 怎么删除元素、以及学生借的书和书库里的书怎样对应才算准确，这些我还没学会，得先弄清楚 vector 的用法和对象的生命周期再动手。</w:t>
       </w:r>
     </w:p>
     <w:p>
@@ -3182,7 +3363,7 @@
       <w:r>
         <w:drawing>
           <wp:inline distT="0" distB="0" distL="0" distR="0">
-            <wp:extent cx="5200000" cy="5263556"/>
+            <wp:extent cx="5200000" cy="3884337"/>
             <wp:docPr id="7" name="图片 7"/>
             <a:graphic xmlns:a="http://schemas.openxmlformats.org/drawingml/2006/main">
               <a:graphicData uri="http://schemas.openxmlformats.org/drawingml/2006/picture">
@@ -3200,7 +3381,7 @@
                   <pic:spPr>
                     <a:xfrm>
                       <a:off x="0" y="0"/>
-                      <a:ext cx="5200000" cy="5263556"/>
+                      <a:ext cx="5200000" cy="3884337"/>
                     </a:xfrm>
                     <a:prstGeom prst="rect">
                       <a:avLst/>
@@ -3226,7 +3407,7 @@
           <w:rFonts w:hint="eastAsia"/>
           <w:sz w:val="18"/>
         </w:rPr>
-        <w:t>图 7  借书功能测试：正常借书、借已借出的书、达到上限、传空地址、借阅记录、书的状态同步</w:t>
+        <w:t>图 8  借书功能测试：正常借书、借已借出的书、达到上限、传空地址、借阅记录、书的状态同步</w:t>
       </w:r>
     </w:p>
     <w:p>
@@ -3236,7 +3417,7 @@
       <w:r>
         <w:drawing>
           <wp:inline distT="0" distB="0" distL="0" distR="0">
-            <wp:extent cx="5200000" cy="5384889"/>
+            <wp:extent cx="5200000" cy="3884337"/>
             <wp:docPr id="8" name="图片 8"/>
             <a:graphic xmlns:a="http://schemas.openxmlformats.org/drawingml/2006/main">
               <a:graphicData uri="http://schemas.openxmlformats.org/drawingml/2006/picture">
@@ -3254,7 +3435,7 @@
                   <pic:spPr>
                     <a:xfrm>
                       <a:off x="0" y="0"/>
-                      <a:ext cx="5200000" cy="5384889"/>
+                      <a:ext cx="5200000" cy="3884337"/>
                     </a:xfrm>
                     <a:prstGeom prst="rect">
                       <a:avLst/>
@@ -3280,7 +3461,7 @@
           <w:rFonts w:hint="eastAsia"/>
           <w:sz w:val="18"/>
         </w:rPr>
-        <w:t>图 8  Book::showbook() 输出借书后的书库清单（5 本书的状态已同步为“可借：否”）</w:t>
+        <w:t>图 9  lib.showbook()（Stack 类的成员函数）输出借书后的书库清单（5 本书的状态已同步为“可借：否”）</w:t>
       </w:r>
     </w:p>
     <w:p>
@@ -3310,7 +3491,7 @@
       <w:r>
         <w:drawing>
           <wp:inline distT="0" distB="0" distL="0" distR="0">
-            <wp:extent cx="5200000" cy="1259556"/>
+            <wp:extent cx="5200000" cy="2189474"/>
             <wp:docPr id="9" name="图片 9"/>
             <a:graphic xmlns:a="http://schemas.openxmlformats.org/drawingml/2006/main">
               <a:graphicData uri="http://schemas.openxmlformats.org/drawingml/2006/picture">
@@ -3328,7 +3509,7 @@
                   <pic:spPr>
                     <a:xfrm>
                       <a:off x="0" y="0"/>
-                      <a:ext cx="5200000" cy="1259556"/>
+                      <a:ext cx="5200000" cy="2189474"/>
                     </a:xfrm>
                     <a:prstGeom prst="rect">
                       <a:avLst/>
@@ -3354,7 +3535,7 @@
           <w:rFonts w:hint="eastAsia"/>
           <w:sz w:val="18"/>
         </w:rPr>
-        <w:t>图 9  Git 提交记录（仓库共 7 次提交）</w:t>
+        <w:t>图 10  Git 提交记录</w:t>
       </w:r>
     </w:p>
     <w:p>
@@ -3410,7 +3591,132 @@
 </w:document>
 </file>
 
-<file path=word/styles.xml><?xml version="1.0" encoding="utf-8"?>
+<file path=word\fontTable.xml><?xml version="1.0" encoding="utf-8"?>
+<w:fonts xmlns:mc="http://schemas.openxmlformats.org/markup-compatibility/2006" xmlns:r="http://schemas.openxmlformats.org/officeDocument/2006/relationships" xmlns:w="http://schemas.openxmlformats.org/wordprocessingml/2006/main" xmlns:w14="http://schemas.microsoft.com/office/word/2010/wordml" mc:Ignorable="w14">
+  <w:font w:name="Times New Roman">
+    <w:panose1 w:val="02020603050405020304"/>
+    <w:charset w:val="00"/>
+    <w:family w:val="roman"/>
+    <w:pitch w:val="variable"/>
+    <w:sig w:usb0="20007A87" w:usb1="80000000" w:usb2="00000008" w:usb3="00000000" w:csb0="000001FF" w:csb1="00000000"/>
+  </w:font>
+  <w:font w:name="宋体">
+    <w:panose1 w:val="02010600030101010101"/>
+    <w:charset w:val="86"/>
+    <w:family w:val="auto"/>
+    <w:pitch w:val="default"/>
+    <w:sig w:usb0="00000203" w:usb1="288F0000" w:usb2="00000006" w:usb3="00000000" w:csb0="00040001" w:csb1="00000000"/>
+  </w:font>
+  <w:font w:name="Wingdings">
+    <w:panose1 w:val="05000000000000000000"/>
+    <w:charset w:val="02"/>
+    <w:family w:val="auto"/>
+    <w:pitch w:val="default"/>
+    <w:sig w:usb0="00000000" w:usb1="00000000" w:usb2="00000000" w:usb3="00000000" w:csb0="80000000" w:csb1="00000000"/>
+  </w:font>
+  <w:font w:name="Arial">
+    <w:panose1 w:val="020B0604020202020204"/>
+    <w:charset w:val="01"/>
+    <w:family w:val="swiss"/>
+    <w:pitch w:val="default"/>
+    <w:sig w:usb0="E0002EFF" w:usb1="C000785B" w:usb2="00000009" w:usb3="00000000" w:csb0="400001FF" w:csb1="FFFF0000"/>
+  </w:font>
+  <w:font w:name="黑体">
+    <w:panose1 w:val="02010609060101010101"/>
+    <w:charset w:val="86"/>
+    <w:family w:val="auto"/>
+    <w:pitch w:val="default"/>
+    <w:sig w:usb0="800002BF" w:usb1="38CF7CFA" w:usb2="00000016" w:usb3="00000000" w:csb0="00040001" w:csb1="00000000"/>
+  </w:font>
+  <w:font w:name="Courier New">
+    <w:panose1 w:val="02070309020205020404"/>
+    <w:charset w:val="01"/>
+    <w:family w:val="modern"/>
+    <w:pitch w:val="default"/>
+    <w:sig w:usb0="E0002EFF" w:usb1="C0007843" w:usb2="00000009" w:usb3="00000000" w:csb0="400001FF" w:csb1="FFFF0000"/>
+  </w:font>
+  <w:font w:name="Symbol">
+    <w:panose1 w:val="05050102010706020507"/>
+    <w:charset w:val="02"/>
+    <w:family w:val="roman"/>
+    <w:pitch w:val="default"/>
+    <w:sig w:usb0="00000000" w:usb1="00000000" w:usb2="00000000" w:usb3="00000000" w:csb0="80000000" w:csb1="00000000"/>
+  </w:font>
+  <w:font w:name="Calibri">
+    <w:panose1 w:val="020F0502020204030204"/>
+    <w:charset w:val="00"/>
+    <w:family w:val="swiss"/>
+    <w:pitch w:val="default"/>
+    <w:sig w:usb0="E4002EFF" w:usb1="C200247B" w:usb2="00000009" w:usb3="00000000" w:csb0="200001FF" w:csb1="00000000"/>
+  </w:font>
+  <w:font w:name="微软雅黑">
+    <w:panose1 w:val="020B0503020204020204"/>
+    <w:charset w:val="86"/>
+    <w:family w:val="auto"/>
+    <w:pitch w:val="default"/>
+    <w:sig w:usb0="80000287" w:usb1="2ACF3C50" w:usb2="00000016" w:usb3="00000000" w:csb0="0004001F" w:csb1="00000000"/>
+  </w:font>
+</w:fonts>
+</file>
+
+<file path=word\settings.xml><?xml version="1.0" encoding="utf-8"?>
+<w:settings xmlns:mc="http://schemas.openxmlformats.org/markup-compatibility/2006" xmlns:o="urn:schemas-microsoft-com:office:office" xmlns:r="http://schemas.openxmlformats.org/officeDocument/2006/relationships" xmlns:m="http://schemas.openxmlformats.org/officeDocument/2006/math" xmlns:v="urn:schemas-microsoft-com:vml" xmlns:w10="urn:schemas-microsoft-com:office:word" xmlns:w="http://schemas.openxmlformats.org/wordprocessingml/2006/main" xmlns:w14="http://schemas.microsoft.com/office/word/2010/wordml" xmlns:sl="http://schemas.openxmlformats.org/schemaLibrary/2006/main" xmlns:wpsCustomData="http://www.wps.cn/officeDocument/2013/wpsCustomData" mc:Ignorable="w14">
+  <w:zoom w:percent="140"/>
+  <w:embedSystemFonts/>
+  <w:bordersDoNotSurroundHeader w:val="1"/>
+  <w:bordersDoNotSurroundFooter w:val="1"/>
+  <w:documentProtection w:enforcement="0"/>
+  <w:defaultTabStop w:val="420"/>
+  <w:drawingGridVerticalSpacing w:val="156"/>
+  <w:displayHorizontalDrawingGridEvery w:val="0"/>
+  <w:displayVerticalDrawingGridEvery w:val="2"/>
+  <w:characterSpacingControl w:val="compressPunctuation"/>
+  <w:compat>
+    <w:spaceForUL/>
+    <w:balanceSingleByteDoubleByteWidth/>
+    <w:doNotLeaveBackslashAlone/>
+    <w:ulTrailSpace/>
+    <w:doNotExpandShiftReturn/>
+    <w:adjustLineHeightInTable/>
+    <w:useFELayout/>
+    <w:compatSetting w:name="compatibilityMode" w:uri="http://schemas.microsoft.com/office/word" w:val="14"/>
+    <w:compatSetting w:name="overrideTableStyleFontSizeAndJustification" w:uri="http://schemas.microsoft.com/office/word" w:val="1"/>
+    <w:compatSetting w:name="enableOpenTypeFeatures" w:uri="http://schemas.microsoft.com/office/word" w:val="1"/>
+    <w:compatSetting w:name="doNotFlipMirrorIndents" w:uri="http://schemas.microsoft.com/office/word" w:val="1"/>
+  </w:compat>
+  <w:rsids>
+    <w:rsidRoot w:val="6BED387C"/>
+    <w:rsid w:val="050A735D"/>
+    <w:rsid w:val="07BF3165"/>
+    <w:rsid w:val="2FA7517C"/>
+    <w:rsid w:val="376E6DE3"/>
+    <w:rsid w:val="6BED387C"/>
+  </w:rsids>
+  <m:mathPr>
+    <m:mathFont m:val="Cambria Math"/>
+    <m:brkBin m:val="before"/>
+    <m:brkBinSub m:val="--"/>
+    <m:smallFrac m:val="0"/>
+    <m:dispDef/>
+    <m:lMargin m:val="0"/>
+    <m:rMargin m:val="0"/>
+    <m:defJc m:val="centerGroup"/>
+    <m:wrapIndent m:val="1440"/>
+    <m:intLim m:val="subSup"/>
+    <m:naryLim m:val="undOvr"/>
+  </m:mathPr>
+  <w:themeFontLang w:val="en-US" w:eastAsia="zh-CN"/>
+  <w:clrSchemeMapping w:bg1="light1" w:t1="dark1" w:bg2="light2" w:t2="dark2" w:accent1="accent1" w:accent2="accent2" w:accent3="accent3" w:accent4="accent4" w:accent5="accent5" w:accent6="accent6" w:hyperlink="hyperlink" w:followedHyperlink="followedHyperlink"/>
+  <w:doNotIncludeSubdocsInStats/>
+  <mc:AlternateContent>
+    <mc:Choice Requires="wpsCustomData">
+      <wpsCustomData:typoFeatureVersion val="0"/>
+    </mc:Choice>
+  </mc:AlternateContent>
+</w:settings>
+</file>
+
+<file path=word\styles.xml><?xml version="1.0" encoding="utf-8"?>
 <w:styles xmlns:mc="http://schemas.openxmlformats.org/markup-compatibility/2006" xmlns:o="urn:schemas-microsoft-com:office:office" xmlns:r="http://schemas.openxmlformats.org/officeDocument/2006/relationships" xmlns:m="http://schemas.openxmlformats.org/officeDocument/2006/math" xmlns:v="urn:schemas-microsoft-com:vml" xmlns:w="http://schemas.openxmlformats.org/wordprocessingml/2006/main" xmlns:w14="http://schemas.microsoft.com/office/word/2010/wordml" xmlns:w10="urn:schemas-microsoft-com:office:word" xmlns:sl="http://schemas.openxmlformats.org/schemaLibrary/2006/main" xmlns:wpsCustomData="http://www.wps.cn/officeDocument/2013/wpsCustomData" mc:Ignorable="w14">
   <w:docDefaults>
     <w:rPrDefault>
@@ -3764,7 +4070,7 @@
 </w:styles>
 </file>
 
-<file path=word/theme/theme1.xml><?xml version="1.0" encoding="utf-8"?>
+<file path=word\theme\theme1.xml><?xml version="1.0" encoding="utf-8"?>
 <a:theme xmlns:a="http://schemas.openxmlformats.org/drawingml/2006/main" name="WPS">
   <a:themeElements>
     <a:clrScheme name="WPS">
